--- a/organic-chemistry/word-docs/Ch03_Acids_and_Bases_Questions.docx
+++ b/organic-chemistry/word-docs/Ch03_Acids_and_Bases_Questions.docx
@@ -436,14 +436,7 @@
           <w:tcPr>
             <w:tcW w:type="dxa" w:w="4824"/>
           </w:tcPr>
-          <w:p>
-            <w:r>
-              <w:rPr>
-                <w:b/>
-              </w:rPr>
-              <w:t>A)</w:t>
-            </w:r>
-          </w:p>
+          <w:p/>
           <w:p>
             <w:r>
               <w:drawing>
@@ -485,14 +478,7 @@
           <w:tcPr>
             <w:tcW w:type="dxa" w:w="4824"/>
           </w:tcPr>
-          <w:p>
-            <w:r>
-              <w:rPr>
-                <w:b/>
-              </w:rPr>
-              <w:t>B)</w:t>
-            </w:r>
-          </w:p>
+          <w:p/>
           <w:p>
             <w:r>
               <w:drawing>
@@ -536,14 +522,7 @@
           <w:tcPr>
             <w:tcW w:type="dxa" w:w="4824"/>
           </w:tcPr>
-          <w:p>
-            <w:r>
-              <w:rPr>
-                <w:b/>
-              </w:rPr>
-              <w:t>C)</w:t>
-            </w:r>
-          </w:p>
+          <w:p/>
           <w:p>
             <w:r>
               <w:drawing>
@@ -585,14 +564,7 @@
           <w:tcPr>
             <w:tcW w:type="dxa" w:w="4824"/>
           </w:tcPr>
-          <w:p>
-            <w:r>
-              <w:rPr>
-                <w:b/>
-              </w:rPr>
-              <w:t>D)</w:t>
-            </w:r>
-          </w:p>
+          <w:p/>
           <w:p>
             <w:r>
               <w:drawing>
@@ -2367,14 +2339,7 @@
           <w:tcPr>
             <w:tcW w:type="dxa" w:w="4824"/>
           </w:tcPr>
-          <w:p>
-            <w:r>
-              <w:rPr>
-                <w:b/>
-              </w:rPr>
-              <w:t>A)</w:t>
-            </w:r>
-          </w:p>
+          <w:p/>
           <w:p>
             <w:r>
               <w:drawing>
@@ -2416,14 +2381,7 @@
           <w:tcPr>
             <w:tcW w:type="dxa" w:w="4824"/>
           </w:tcPr>
-          <w:p>
-            <w:r>
-              <w:rPr>
-                <w:b/>
-              </w:rPr>
-              <w:t>B)</w:t>
-            </w:r>
-          </w:p>
+          <w:p/>
           <w:p>
             <w:r>
               <w:drawing>
@@ -2467,14 +2425,7 @@
           <w:tcPr>
             <w:tcW w:type="dxa" w:w="4824"/>
           </w:tcPr>
-          <w:p>
-            <w:r>
-              <w:rPr>
-                <w:b/>
-              </w:rPr>
-              <w:t>C)</w:t>
-            </w:r>
-          </w:p>
+          <w:p/>
           <w:p>
             <w:r>
               <w:drawing>
@@ -2516,14 +2467,7 @@
           <w:tcPr>
             <w:tcW w:type="dxa" w:w="4824"/>
           </w:tcPr>
-          <w:p>
-            <w:r>
-              <w:rPr>
-                <w:b/>
-              </w:rPr>
-              <w:t>D)</w:t>
-            </w:r>
-          </w:p>
+          <w:p/>
           <w:p>
             <w:r>
               <w:drawing>
@@ -2599,14 +2543,7 @@
           <w:tcPr>
             <w:tcW w:type="dxa" w:w="4824"/>
           </w:tcPr>
-          <w:p>
-            <w:r>
-              <w:rPr>
-                <w:b/>
-              </w:rPr>
-              <w:t>A)</w:t>
-            </w:r>
-          </w:p>
+          <w:p/>
           <w:p>
             <w:r>
               <w:drawing>
@@ -2648,14 +2585,7 @@
           <w:tcPr>
             <w:tcW w:type="dxa" w:w="4824"/>
           </w:tcPr>
-          <w:p>
-            <w:r>
-              <w:rPr>
-                <w:b/>
-              </w:rPr>
-              <w:t>B)</w:t>
-            </w:r>
-          </w:p>
+          <w:p/>
           <w:p>
             <w:r>
               <w:drawing>
@@ -2699,14 +2629,7 @@
           <w:tcPr>
             <w:tcW w:type="dxa" w:w="4824"/>
           </w:tcPr>
-          <w:p>
-            <w:r>
-              <w:rPr>
-                <w:b/>
-              </w:rPr>
-              <w:t>C)</w:t>
-            </w:r>
-          </w:p>
+          <w:p/>
           <w:p>
             <w:r>
               <w:drawing>
@@ -2748,14 +2671,7 @@
           <w:tcPr>
             <w:tcW w:type="dxa" w:w="4824"/>
           </w:tcPr>
-          <w:p>
-            <w:r>
-              <w:rPr>
-                <w:b/>
-              </w:rPr>
-              <w:t>D)</w:t>
-            </w:r>
-          </w:p>
+          <w:p/>
           <w:p>
             <w:r>
               <w:drawing>
@@ -3504,14 +3420,7 @@
           <w:tcPr>
             <w:tcW w:type="dxa" w:w="4824"/>
           </w:tcPr>
-          <w:p>
-            <w:r>
-              <w:rPr>
-                <w:b/>
-              </w:rPr>
-              <w:t>A)</w:t>
-            </w:r>
-          </w:p>
+          <w:p/>
           <w:p>
             <w:r>
               <w:drawing>
@@ -3553,14 +3462,7 @@
           <w:tcPr>
             <w:tcW w:type="dxa" w:w="4824"/>
           </w:tcPr>
-          <w:p>
-            <w:r>
-              <w:rPr>
-                <w:b/>
-              </w:rPr>
-              <w:t>B)</w:t>
-            </w:r>
-          </w:p>
+          <w:p/>
           <w:p>
             <w:r>
               <w:drawing>
@@ -3604,14 +3506,7 @@
           <w:tcPr>
             <w:tcW w:type="dxa" w:w="4824"/>
           </w:tcPr>
-          <w:p>
-            <w:r>
-              <w:rPr>
-                <w:b/>
-              </w:rPr>
-              <w:t>C)</w:t>
-            </w:r>
-          </w:p>
+          <w:p/>
           <w:p>
             <w:r>
               <w:drawing>
@@ -3653,14 +3548,7 @@
           <w:tcPr>
             <w:tcW w:type="dxa" w:w="4824"/>
           </w:tcPr>
-          <w:p>
-            <w:r>
-              <w:rPr>
-                <w:b/>
-              </w:rPr>
-              <w:t>D)</w:t>
-            </w:r>
-          </w:p>
+          <w:p/>
           <w:p>
             <w:r>
               <w:drawing>
@@ -4173,14 +4061,7 @@
           <w:tcPr>
             <w:tcW w:type="dxa" w:w="4824"/>
           </w:tcPr>
-          <w:p>
-            <w:r>
-              <w:rPr>
-                <w:b/>
-              </w:rPr>
-              <w:t>A)</w:t>
-            </w:r>
-          </w:p>
+          <w:p/>
           <w:p>
             <w:r>
               <w:drawing>
@@ -4222,14 +4103,7 @@
           <w:tcPr>
             <w:tcW w:type="dxa" w:w="4824"/>
           </w:tcPr>
-          <w:p>
-            <w:r>
-              <w:rPr>
-                <w:b/>
-              </w:rPr>
-              <w:t>B)</w:t>
-            </w:r>
-          </w:p>
+          <w:p/>
           <w:p>
             <w:r>
               <w:drawing>
@@ -4273,14 +4147,7 @@
           <w:tcPr>
             <w:tcW w:type="dxa" w:w="4824"/>
           </w:tcPr>
-          <w:p>
-            <w:r>
-              <w:rPr>
-                <w:b/>
-              </w:rPr>
-              <w:t>C)</w:t>
-            </w:r>
-          </w:p>
+          <w:p/>
           <w:p>
             <w:r>
               <w:drawing>
@@ -4322,14 +4189,7 @@
           <w:tcPr>
             <w:tcW w:type="dxa" w:w="4824"/>
           </w:tcPr>
-          <w:p>
-            <w:r>
-              <w:rPr>
-                <w:b/>
-              </w:rPr>
-              <w:t>D)</w:t>
-            </w:r>
-          </w:p>
+          <w:p/>
         </w:tc>
       </w:tr>
     </w:tbl>
@@ -6728,14 +6588,7 @@
           <w:tcPr>
             <w:tcW w:type="dxa" w:w="4824"/>
           </w:tcPr>
-          <w:p>
-            <w:r>
-              <w:rPr>
-                <w:b/>
-              </w:rPr>
-              <w:t>A)</w:t>
-            </w:r>
-          </w:p>
+          <w:p/>
           <w:p>
             <w:r>
               <w:drawing>
@@ -6777,14 +6630,7 @@
           <w:tcPr>
             <w:tcW w:type="dxa" w:w="4824"/>
           </w:tcPr>
-          <w:p>
-            <w:r>
-              <w:rPr>
-                <w:b/>
-              </w:rPr>
-              <w:t>B)</w:t>
-            </w:r>
-          </w:p>
+          <w:p/>
           <w:p>
             <w:r>
               <w:drawing>
@@ -6828,14 +6674,7 @@
           <w:tcPr>
             <w:tcW w:type="dxa" w:w="4824"/>
           </w:tcPr>
-          <w:p>
-            <w:r>
-              <w:rPr>
-                <w:b/>
-              </w:rPr>
-              <w:t>C)</w:t>
-            </w:r>
-          </w:p>
+          <w:p/>
           <w:p>
             <w:r>
               <w:drawing>
@@ -6877,14 +6716,7 @@
           <w:tcPr>
             <w:tcW w:type="dxa" w:w="4824"/>
           </w:tcPr>
-          <w:p>
-            <w:r>
-              <w:rPr>
-                <w:b/>
-              </w:rPr>
-              <w:t>D)</w:t>
-            </w:r>
-          </w:p>
+          <w:p/>
           <w:p>
             <w:r>
               <w:drawing>
@@ -7078,14 +6910,7 @@
           <w:tcPr>
             <w:tcW w:type="dxa" w:w="4824"/>
           </w:tcPr>
-          <w:p>
-            <w:r>
-              <w:rPr>
-                <w:b/>
-              </w:rPr>
-              <w:t>A)</w:t>
-            </w:r>
-          </w:p>
+          <w:p/>
           <w:p>
             <w:r>
               <w:drawing>
@@ -7127,14 +6952,7 @@
           <w:tcPr>
             <w:tcW w:type="dxa" w:w="4824"/>
           </w:tcPr>
-          <w:p>
-            <w:r>
-              <w:rPr>
-                <w:b/>
-              </w:rPr>
-              <w:t>B)</w:t>
-            </w:r>
-          </w:p>
+          <w:p/>
           <w:p>
             <w:r>
               <w:drawing>
@@ -7178,14 +6996,7 @@
           <w:tcPr>
             <w:tcW w:type="dxa" w:w="4824"/>
           </w:tcPr>
-          <w:p>
-            <w:r>
-              <w:rPr>
-                <w:b/>
-              </w:rPr>
-              <w:t>C)</w:t>
-            </w:r>
-          </w:p>
+          <w:p/>
           <w:p>
             <w:r>
               <w:drawing>
@@ -7227,14 +7038,7 @@
           <w:tcPr>
             <w:tcW w:type="dxa" w:w="4824"/>
           </w:tcPr>
-          <w:p>
-            <w:r>
-              <w:rPr>
-                <w:b/>
-              </w:rPr>
-              <w:t>D)</w:t>
-            </w:r>
-          </w:p>
+          <w:p/>
           <w:p>
             <w:r>
               <w:drawing>
